--- a/guide/infcom/guide/wis2-guide-DRAFT-INFCOM-4.docx
+++ b/guide/infcom/guide/wis2-guide-DRAFT-INFCOM-4.docx
@@ -105,7 +105,7 @@
         <w:pStyle w:val="Date"/>
       </w:pPr>
       <w:r>
-        <w:t xml:space="preserve">2026-08-21</w:t>
+        <w:t xml:space="preserve">2026-10-01</w:t>
       </w:r>
     </w:p>
     <w:p>
@@ -158,7 +158,7 @@
               <w:jc w:val="left"/>
             </w:pPr>
             <w:r>
-              <w:t xml:space="preserve">Date: 2026-08-21</w:t>
+              <w:t xml:space="preserve">Date: 2026-10-01</w:t>
             </w:r>
           </w:p>
         </w:tc>
@@ -7519,7 +7519,7 @@
         <w:t xml:space="preserve">Manual on WIS</w:t>
       </w:r>
       <w:r>
-        <w:t xml:space="preserve">, Volume II - Appendix E. WIS2 Notification Message) and be a near-identical copy of the original notification message the Global Cache is processing with the following changes: (i) A new unique message ID is used; (ii) A</w:t>
+        <w:t xml:space="preserve">, Volume II - Appendix E. WIS2 Notification Message) and be a near-identical copy of the original notification message the Global Cache is processing with the following changes: (i) A new unique message identifier is used; (ii) A</w:t>
       </w:r>
       <w:r>
         <w:t xml:space="preserve"> </w:t>
@@ -11581,6 +11581,17 @@
       </w:pPr>
       <w:r>
         <w:t xml:space="preserve">A Global Replay shall use the notification message and monitoring event identifier to deduplicate notifications and events.</w:t>
+      </w:r>
+    </w:p>
+    <w:p>
+      <w:pPr>
+        <w:numPr>
+          <w:ilvl w:val="0"/>
+          <w:numId w:val="1080"/>
+        </w:numPr>
+      </w:pPr>
+      <w:r>
+        <w:t xml:space="preserve">A Global Replay will publish notification messages and monitoring events using a near-identical copy of the original notification message or monitoring event with a new unique identifier.</w:t>
       </w:r>
     </w:p>
     <w:p>

--- a/guide/infcom/guide/wis2-guide-DRAFT-INFCOM-4.docx
+++ b/guide/infcom/guide/wis2-guide-DRAFT-INFCOM-4.docx
@@ -105,7 +105,7 @@
         <w:pStyle w:val="Date"/>
       </w:pPr>
       <w:r>
-        <w:t xml:space="preserve">2026-10-01</w:t>
+        <w:t xml:space="preserve">2026-10-07</w:t>
       </w:r>
     </w:p>
     <w:p>
@@ -158,7 +158,7 @@
               <w:jc w:val="left"/>
             </w:pPr>
             <w:r>
-              <w:t xml:space="preserve">Date: 2026-10-01</w:t>
+              <w:t xml:space="preserve">Date: 2026-10-07</w:t>
             </w:r>
           </w:p>
         </w:tc>
@@ -8534,13 +8534,13 @@
       </w:r>
     </w:p>
     <w:bookmarkEnd w:id="179"/>
-    <w:bookmarkStart w:id="181" w:name="X305a741ac25d02ffb1dd5e4c3b88453bc6c2f8b"/>
+    <w:bookmarkStart w:id="181" w:name="X39fc72984dd64bc80ef43f9283cb7005690dba8"/>
     <w:p>
       <w:pPr>
         <w:pStyle w:val="Heading4"/>
       </w:pPr>
       <w:r>
-        <w:t xml:space="preserve">2.7.5.2 Global Discovery Catalogue Reference Implementation: wis2-gdc</w:t>
+        <w:t xml:space="preserve">2.7.5.2 Global Discovery Catalogue Reference Implementation: wmo-resource-catalogue</w:t>
       </w:r>
     </w:p>
     <w:p>
@@ -8556,15 +8556,15 @@
         <w:pStyle w:val="BodyText"/>
       </w:pPr>
       <w:r>
-        <w:t xml:space="preserve">To assist Members in participating in WIS2, a free and open-source Global Discovery Catalogue Reference Implementation, wis2-gdc, is available for download and use. wis2-gdc builds on mature and robust free and open-source software components that are widely adopted for operational use.</w:t>
-      </w:r>
-    </w:p>
-    <w:p>
-      <w:pPr>
-        <w:pStyle w:val="BodyText"/>
-      </w:pPr>
-      <w:r>
-        <w:t xml:space="preserve">wis2-gdc provides the functionality required for the Global Discovery Catalogue, including the following technical functions:</w:t>
+        <w:t xml:space="preserve">To assist Members in participating in WIS2, a free and open-source Global Discovery Catalogue Reference Implementation, wmo-resource-catalogue, is available for download and use. wmo-resource-catalogue builds on mature and robust free and open-source software components that are widely adopted for operational use.</w:t>
+      </w:r>
+    </w:p>
+    <w:p>
+      <w:pPr>
+        <w:pStyle w:val="BodyText"/>
+      </w:pPr>
+      <w:r>
+        <w:t xml:space="preserve">wmo-resource-catalogue provides the functionality required for the Global Discovery Catalogue, including the following technical functions:</w:t>
       </w:r>
     </w:p>
     <w:p>
@@ -8660,7 +8660,7 @@
         <w:pStyle w:val="FirstParagraph"/>
       </w:pPr>
       <w:r>
-        <w:t xml:space="preserve">wis2-gdc is managed as a free and open source project. Source code, issue tracking and discussions are hosted openly on GitHub:</w:t>
+        <w:t xml:space="preserve">wmo-resource-catalogue is managed as a free and open source project. Source code, issue tracking and discussions are hosted openly on GitHub:</w:t>
       </w:r>
       <w:r>
         <w:t xml:space="preserve"> </w:t>
@@ -8670,7 +8670,7 @@
           <w:rPr>
             <w:rStyle w:val="Hyperlink"/>
           </w:rPr>
-          <w:t xml:space="preserve">https://github.com/wmo-im/wis2-gdc</w:t>
+          <w:t xml:space="preserve">https://github.com/wmo-im/wmo-resource-catalogue</w:t>
         </w:r>
       </w:hyperlink>
       <w:r>
